--- a/Public Talks/No 147/Cards.docx
+++ b/Public Talks/No 147/Cards.docx
@@ -5,88 +5,274 @@
     <w:p>
       <w:pPr>
         <w:rPr>
+          <w:rFonts w:asciiTheme="majorHAnsi" w:hAnsiTheme="majorHAnsi" w:cstheme="majorHAnsi"/>
+        </w:rPr>
+      </w:pPr>
+      <w:r>
+        <w:rPr>
+          <w:rFonts w:asciiTheme="majorHAnsi" w:hAnsiTheme="majorHAnsi" w:cstheme="majorHAnsi"/>
+          <w:b/>
+          <w:bCs/>
+          <w:color w:val="538135" w:themeColor="accent6" w:themeShade="BF"/>
+        </w:rPr>
+        <w:t>Card 1 – The Assyrians</w:t>
+      </w:r>
+      <w:r>
+        <w:rPr>
+          <w:rFonts w:asciiTheme="majorHAnsi" w:hAnsiTheme="majorHAnsi" w:cstheme="majorHAnsi"/>
+        </w:rPr>
+        <w:t xml:space="preserve">. </w:t>
+      </w:r>
+    </w:p>
+    <w:p>
+      <w:pPr>
+        <w:rPr>
+          <w:rFonts w:asciiTheme="majorHAnsi" w:hAnsiTheme="majorHAnsi" w:cstheme="majorHAnsi"/>
+        </w:rPr>
+      </w:pPr>
+      <w:r>
+        <w:rPr>
+          <w:rFonts w:asciiTheme="majorHAnsi" w:hAnsiTheme="majorHAnsi" w:cstheme="majorHAnsi"/>
+        </w:rPr>
+        <w:t>Cruelty characterized the Assyrians.</w:t>
+      </w:r>
+    </w:p>
+    <w:p>
+      <w:pPr>
+        <w:pStyle w:val="ListParagraph"/>
+        <w:numPr>
+          <w:ilvl w:val="0"/>
+          <w:numId w:val="1"/>
+        </w:numPr>
+        <w:rPr>
+          <w:rFonts w:asciiTheme="majorHAnsi" w:hAnsiTheme="majorHAnsi" w:cstheme="majorHAnsi"/>
+        </w:rPr>
+      </w:pPr>
+      <w:r>
+        <w:rPr>
+          <w:rFonts w:asciiTheme="majorHAnsi" w:hAnsiTheme="majorHAnsi" w:cstheme="majorHAnsi"/>
+        </w:rPr>
+        <w:t>A slave girl ears where to be cut off if she goes veiled in public</w:t>
+      </w:r>
+    </w:p>
+    <w:p>
+      <w:pPr>
+        <w:pStyle w:val="ListParagraph"/>
+        <w:numPr>
+          <w:ilvl w:val="0"/>
+          <w:numId w:val="1"/>
+        </w:numPr>
+        <w:rPr>
+          <w:rFonts w:asciiTheme="majorHAnsi" w:hAnsiTheme="majorHAnsi" w:cstheme="majorHAnsi"/>
+        </w:rPr>
+      </w:pPr>
+      <w:r>
+        <w:rPr>
+          <w:rFonts w:asciiTheme="majorHAnsi" w:hAnsiTheme="majorHAnsi" w:cstheme="majorHAnsi"/>
+        </w:rPr>
+        <w:t>A</w:t>
+      </w:r>
+      <w:r>
+        <w:rPr>
+          <w:rFonts w:asciiTheme="majorHAnsi" w:hAnsiTheme="majorHAnsi" w:cstheme="majorHAnsi"/>
+        </w:rPr>
+        <w:t xml:space="preserve"> man may flog his wife, pull out her hair, split and injure her ears. There is no legal guilt (involved) in it.</w:t>
+      </w:r>
+    </w:p>
+    <w:p>
+      <w:pPr>
+        <w:pStyle w:val="ListParagraph"/>
+        <w:numPr>
+          <w:ilvl w:val="0"/>
+          <w:numId w:val="1"/>
+        </w:numPr>
+        <w:rPr>
+          <w:rFonts w:asciiTheme="majorHAnsi" w:hAnsiTheme="majorHAnsi" w:cstheme="majorHAnsi"/>
+        </w:rPr>
+      </w:pPr>
+      <w:r>
+        <w:rPr>
+          <w:rFonts w:asciiTheme="majorHAnsi" w:hAnsiTheme="majorHAnsi" w:cstheme="majorHAnsi"/>
+        </w:rPr>
+        <w:t>Mutilation was also common: piles of heads, ears, fingers, nose, eyes.</w:t>
+      </w:r>
+    </w:p>
+    <w:p>
+      <w:pPr>
+        <w:pStyle w:val="ListParagraph"/>
+        <w:numPr>
+          <w:ilvl w:val="0"/>
+          <w:numId w:val="1"/>
+        </w:numPr>
+        <w:rPr>
+          <w:rFonts w:asciiTheme="majorHAnsi" w:hAnsiTheme="majorHAnsi" w:cstheme="majorHAnsi"/>
+        </w:rPr>
+      </w:pPr>
+      <w:r>
+        <w:rPr>
+          <w:rFonts w:asciiTheme="majorHAnsi" w:hAnsiTheme="majorHAnsi" w:cstheme="majorHAnsi"/>
+        </w:rPr>
+        <w:lastRenderedPageBreak/>
+        <w:t>They led their captives by cords attached to hooks that pieced the nose or the lips.</w:t>
+      </w:r>
+    </w:p>
+    <w:p>
+      <w:pPr>
+        <w:rPr>
+          <w:rFonts w:asciiTheme="majorHAnsi" w:hAnsiTheme="majorHAnsi" w:cstheme="majorHAnsi"/>
+        </w:rPr>
+      </w:pPr>
+      <w:r>
+        <w:rPr>
+          <w:rFonts w:asciiTheme="majorHAnsi" w:hAnsiTheme="majorHAnsi" w:cstheme="majorHAnsi"/>
+        </w:rPr>
+        <w:t>Nineveh, “the city of bloodshed</w:t>
+      </w:r>
+      <w:r>
+        <w:rPr>
+          <w:rFonts w:asciiTheme="majorHAnsi" w:hAnsiTheme="majorHAnsi" w:cstheme="majorHAnsi"/>
+        </w:rPr>
+        <w:t>” – Nahum 3: 1.</w:t>
+      </w:r>
+    </w:p>
+    <w:p>
+      <w:pPr>
+        <w:rPr>
+          <w:rFonts w:asciiTheme="majorHAnsi" w:hAnsiTheme="majorHAnsi" w:cstheme="majorHAnsi"/>
+        </w:rPr>
+      </w:pPr>
+      <w:r>
+        <w:rPr>
+          <w:rFonts w:asciiTheme="majorHAnsi" w:hAnsiTheme="majorHAnsi" w:cstheme="majorHAnsi"/>
           <w:b/>
           <w:bCs/>
           <w:i/>
           <w:iCs/>
         </w:rPr>
-      </w:pPr>
-      <w:r>
-        <w:t xml:space="preserve">Mutilation is provided as punishment for certain crimes. Thus, a slave girl was not allowed to go veiled in public, and for violating such ordinance her ears were to be cut off. The lack of legal protection available for a married woman is evidenced by one law stating: “Leaving aside the penalties relating to a </w:t>
-      </w:r>
-      <w:r>
-        <w:lastRenderedPageBreak/>
-        <w:t>married woman which are inscribed on the tablet, a man may flog his wife, pull out her hair, split and injure her ears. There is no legal guilt (involved) in it.”</w:t>
-      </w:r>
-      <w:r>
-        <w:t xml:space="preserve"> – </w:t>
-      </w:r>
-      <w:r>
-        <w:rPr>
+        <w:t>it-1 p. 202-203</w:t>
+      </w:r>
+    </w:p>
+    <w:p>
+      <w:pPr>
+        <w:rPr>
+          <w:rFonts w:asciiTheme="majorHAnsi" w:hAnsiTheme="majorHAnsi" w:cstheme="majorHAnsi"/>
+        </w:rPr>
+      </w:pPr>
+      <w:r>
+        <w:rPr>
+          <w:rFonts w:asciiTheme="majorHAnsi" w:hAnsiTheme="majorHAnsi" w:cstheme="majorHAnsi"/>
+        </w:rPr>
+        <w:t>Sennacherib already destroyed 46 fortified cities of Judah</w:t>
+      </w:r>
+      <w:r>
+        <w:rPr>
+          <w:rFonts w:asciiTheme="majorHAnsi" w:hAnsiTheme="majorHAnsi" w:cstheme="majorHAnsi"/>
+        </w:rPr>
+        <w:t xml:space="preserve"> and his army is a </w:t>
+      </w:r>
+      <w:r>
+        <w:rPr>
+          <w:rFonts w:asciiTheme="majorHAnsi" w:hAnsiTheme="majorHAnsi" w:cstheme="majorHAnsi"/>
+        </w:rPr>
+        <w:t>mile away from Jerusalem</w:t>
+      </w:r>
+      <w:r>
+        <w:rPr>
+          <w:rFonts w:asciiTheme="majorHAnsi" w:hAnsiTheme="majorHAnsi" w:cstheme="majorHAnsi"/>
+        </w:rPr>
+        <w:t>.</w:t>
+      </w:r>
+    </w:p>
+    <w:p>
+      <w:pPr>
+        <w:rPr>
+          <w:rFonts w:asciiTheme="majorHAnsi" w:hAnsiTheme="majorHAnsi" w:cstheme="majorHAnsi"/>
           <w:b/>
           <w:bCs/>
           <w:i/>
           <w:iCs/>
         </w:rPr>
-        <w:t>it-1 p. 202-203</w:t>
-      </w:r>
+      </w:pPr>
     </w:p>
-    <w:p/>
     <w:p>
-      <w:r>
+      <w:pPr>
+        <w:rPr>
+          <w:rFonts w:asciiTheme="majorHAnsi" w:hAnsiTheme="majorHAnsi" w:cstheme="majorHAnsi"/>
+          <w:b/>
+          <w:bCs/>
+          <w:i/>
+          <w:iCs/>
+        </w:rPr>
+      </w:pPr>
+      <w:r>
+        <w:rPr>
+          <w:rFonts w:asciiTheme="majorHAnsi" w:hAnsiTheme="majorHAnsi" w:cstheme="majorHAnsi"/>
+        </w:rPr>
         <w:lastRenderedPageBreak/>
-        <w:t xml:space="preserve"> Jehovah gave comfort not only to the nation of Israel as a whole but also to each individual. The same is true today. The psalmist wrote of God: “He heals the </w:t>
+        <w:t xml:space="preserve">Jehovah gave comfort not only to the nation of Israel as a whole but also to each individual. The same is true today. The psalmist wrote of God: “He heals the </w:t>
       </w:r>
       <w:proofErr w:type="spellStart"/>
       <w:r>
+        <w:rPr>
+          <w:rFonts w:asciiTheme="majorHAnsi" w:hAnsiTheme="majorHAnsi" w:cstheme="majorHAnsi"/>
+        </w:rPr>
         <w:t>brokenhearted</w:t>
       </w:r>
       <w:proofErr w:type="spellEnd"/>
       <w:r>
+        <w:rPr>
+          <w:rFonts w:asciiTheme="majorHAnsi" w:hAnsiTheme="majorHAnsi" w:cstheme="majorHAnsi"/>
+        </w:rPr>
         <w:t>; he binds up their wounds.” (</w:t>
       </w:r>
-      <w:hyperlink r:id="rId4" w:history="1">
+      <w:hyperlink r:id="rId7" w:history="1">
         <w:r>
           <w:rPr>
             <w:rStyle w:val="Hyperlink"/>
+            <w:rFonts w:asciiTheme="majorHAnsi" w:hAnsiTheme="majorHAnsi" w:cstheme="majorHAnsi"/>
           </w:rPr>
           <w:t>Ps. 147:3</w:t>
         </w:r>
       </w:hyperlink>
       <w:r>
-        <w:t xml:space="preserve">) Yes, Jehovah cares for those who are having problems​—whether physical or emotional. Today, </w:t>
-      </w:r>
-      <w:r>
-        <w:lastRenderedPageBreak/>
-        <w:t>Jehovah is eager to comfort us and to soothe our emotional wounds. (</w:t>
-      </w:r>
-      <w:hyperlink r:id="rId5" w:history="1">
+        <w:rPr>
+          <w:rFonts w:asciiTheme="majorHAnsi" w:hAnsiTheme="majorHAnsi" w:cstheme="majorHAnsi"/>
+        </w:rPr>
+        <w:t>) Yes, Jehovah cares for those who are having problems​—whether physical or emotional. Today, Jehovah is eager to comfort us and to soothe our emotional wounds. (</w:t>
+      </w:r>
+      <w:hyperlink r:id="rId8" w:history="1">
         <w:r>
           <w:rPr>
             <w:rStyle w:val="Hyperlink"/>
+            <w:rFonts w:asciiTheme="majorHAnsi" w:hAnsiTheme="majorHAnsi" w:cstheme="majorHAnsi"/>
           </w:rPr>
           <w:t>Ps. 34:18;</w:t>
         </w:r>
       </w:hyperlink>
-      <w:hyperlink r:id="rId6" w:history="1">
+      <w:hyperlink r:id="rId9" w:history="1">
         <w:r>
           <w:rPr>
             <w:rStyle w:val="Hyperlink"/>
+            <w:rFonts w:asciiTheme="majorHAnsi" w:hAnsiTheme="majorHAnsi" w:cstheme="majorHAnsi"/>
           </w:rPr>
           <w:t xml:space="preserve"> Isa. 57:15</w:t>
         </w:r>
       </w:hyperlink>
       <w:r>
+        <w:rPr>
+          <w:rFonts w:asciiTheme="majorHAnsi" w:hAnsiTheme="majorHAnsi" w:cstheme="majorHAnsi"/>
+        </w:rPr>
         <w:t>) He gives us wisdom and strength so that we can cope with any troubles we may face.</w:t>
       </w:r>
       <w:r>
-        <w:t xml:space="preserve"> – </w:t>
-      </w:r>
-      <w:r>
-        <w:t> </w:t>
-      </w:r>
-      <w:r>
-        <w:rPr>
+        <w:rPr>
+          <w:rFonts w:asciiTheme="majorHAnsi" w:hAnsiTheme="majorHAnsi" w:cstheme="majorHAnsi"/>
+        </w:rPr>
+        <w:t xml:space="preserve"> –  </w:t>
+      </w:r>
+      <w:r>
+        <w:rPr>
+          <w:rFonts w:asciiTheme="majorHAnsi" w:hAnsiTheme="majorHAnsi" w:cstheme="majorHAnsi"/>
           <w:b/>
           <w:bCs/>
           <w:i/>
@@ -95,14 +281,281 @@
         <w:t>w17.07 18</w:t>
       </w:r>
     </w:p>
+    <w:p>
+      <w:pPr>
+        <w:rPr>
+          <w:rFonts w:asciiTheme="majorHAnsi" w:hAnsiTheme="majorHAnsi" w:cstheme="majorHAnsi"/>
+        </w:rPr>
+      </w:pPr>
+    </w:p>
     <w:sectPr>
-      <w:pgSz w:w="7201" w:h="4320"/>
-      <w:pgMar w:top="567" w:right="1440" w:bottom="1440" w:left="567" w:header="709" w:footer="709" w:gutter="0"/>
+      <w:pgSz w:w="7200" w:h="4320"/>
+      <w:pgMar w:top="567" w:right="720" w:bottom="720" w:left="567" w:header="709" w:footer="709" w:gutter="0"/>
       <w:cols w:space="708"/>
       <w:docGrid w:linePitch="360"/>
     </w:sectPr>
   </w:body>
 </w:document>
+</file>
+
+<file path=word/endnotes.xml><?xml version="1.0" encoding="utf-8"?>
+<w:endnotes xmlns:wpc="http://schemas.microsoft.com/office/word/2010/wordprocessingCanvas" xmlns:cx="http://schemas.microsoft.com/office/drawing/2014/chartex" xmlns:cx1="http://schemas.microsoft.com/office/drawing/2015/9/8/chartex" xmlns:cx2="http://schemas.microsoft.com/office/drawing/2015/10/21/chartex" xmlns:cx3="http://schemas.microsoft.com/office/drawing/2016/5/9/chartex" xmlns:cx4="http://schemas.microsoft.com/office/drawing/2016/5/10/chartex" xmlns:cx5="http://schemas.microsoft.com/office/drawing/2016/5/11/chartex" xmlns:cx6="http://schemas.microsoft.com/office/drawing/2016/5/12/chartex" xmlns:cx7="http://schemas.microsoft.com/office/drawing/2016/5/13/chartex" xmlns:cx8="http://schemas.microsoft.com/office/drawing/2016/5/14/chartex" xmlns:mc="http://schemas.openxmlformats.org/markup-compatibility/2006" xmlns:aink="http://schemas.microsoft.com/office/drawing/2016/ink" xmlns:am3d="http://schemas.microsoft.com/office/drawing/2017/model3d" xmlns:o="urn:schemas-microsoft-com:office:office" xmlns:oel="http://schemas.microsoft.com/office/2019/extlst" xmlns:r="http://schemas.openxmlformats.org/officeDocument/2006/relationships" xmlns:m="http://schemas.openxmlformats.org/officeDocument/2006/math" xmlns:v="urn:schemas-microsoft-com:vml" xmlns:wp14="http://schemas.microsoft.com/office/word/2010/wordprocessingDrawing" xmlns:wp="http://schemas.openxmlformats.org/drawingml/2006/wordprocessingDrawing" xmlns:w10="urn:schemas-microsoft-com:office:word" xmlns:w="http://schemas.openxmlformats.org/wordprocessingml/2006/main" xmlns:w14="http://schemas.microsoft.com/office/word/2010/wordml" xmlns:w15="http://schemas.microsoft.com/office/word/2012/wordml" xmlns:w16cex="http://schemas.microsoft.com/office/word/2018/wordml/cex" xmlns:w16cid="http://schemas.microsoft.com/office/word/2016/wordml/cid" xmlns:w16="http://schemas.microsoft.com/office/word/2018/wordml" xmlns:w16du="http://schemas.microsoft.com/office/word/2023/wordml/word16du" xmlns:w16sdtdh="http://schemas.microsoft.com/office/word/2020/wordml/sdtdatahash" xmlns:w16sdtfl="http://schemas.microsoft.com/office/word/2024/wordml/sdtformatlock" xmlns:w16se="http://schemas.microsoft.com/office/word/2015/wordml/symex" xmlns:wpg="http://schemas.microsoft.com/office/word/2010/wordprocessingGroup" xmlns:wpi="http://schemas.microsoft.com/office/word/2010/wordprocessingInk" xmlns:wne="http://schemas.microsoft.com/office/word/2006/wordml" xmlns:wps="http://schemas.microsoft.com/office/word/2010/wordprocessingShape" mc:Ignorable="w14 w15 w16se w16cid w16 w16cex w16sdtdh w16sdtfl w16du wp14">
+  <w:endnote w:type="separator" w:id="-1">
+    <w:p>
+      <w:pPr>
+        <w:spacing w:after="0" w:line="240" w:lineRule="auto"/>
+      </w:pPr>
+      <w:r>
+        <w:separator/>
+      </w:r>
+    </w:p>
+  </w:endnote>
+  <w:endnote w:type="continuationSeparator" w:id="0">
+    <w:p>
+      <w:pPr>
+        <w:spacing w:after="0" w:line="240" w:lineRule="auto"/>
+      </w:pPr>
+      <w:r>
+        <w:continuationSeparator/>
+      </w:r>
+    </w:p>
+  </w:endnote>
+</w:endnotes>
+</file>
+
+<file path=word/footnotes.xml><?xml version="1.0" encoding="utf-8"?>
+<w:footnotes xmlns:wpc="http://schemas.microsoft.com/office/word/2010/wordprocessingCanvas" xmlns:cx="http://schemas.microsoft.com/office/drawing/2014/chartex" xmlns:cx1="http://schemas.microsoft.com/office/drawing/2015/9/8/chartex" xmlns:cx2="http://schemas.microsoft.com/office/drawing/2015/10/21/chartex" xmlns:cx3="http://schemas.microsoft.com/office/drawing/2016/5/9/chartex" xmlns:cx4="http://schemas.microsoft.com/office/drawing/2016/5/10/chartex" xmlns:cx5="http://schemas.microsoft.com/office/drawing/2016/5/11/chartex" xmlns:cx6="http://schemas.microsoft.com/office/drawing/2016/5/12/chartex" xmlns:cx7="http://schemas.microsoft.com/office/drawing/2016/5/13/chartex" xmlns:cx8="http://schemas.microsoft.com/office/drawing/2016/5/14/chartex" xmlns:mc="http://schemas.openxmlformats.org/markup-compatibility/2006" xmlns:aink="http://schemas.microsoft.com/office/drawing/2016/ink" xmlns:am3d="http://schemas.microsoft.com/office/drawing/2017/model3d" xmlns:o="urn:schemas-microsoft-com:office:office" xmlns:oel="http://schemas.microsoft.com/office/2019/extlst" xmlns:r="http://schemas.openxmlformats.org/officeDocument/2006/relationships" xmlns:m="http://schemas.openxmlformats.org/officeDocument/2006/math" xmlns:v="urn:schemas-microsoft-com:vml" xmlns:wp14="http://schemas.microsoft.com/office/word/2010/wordprocessingDrawing" xmlns:wp="http://schemas.openxmlformats.org/drawingml/2006/wordprocessingDrawing" xmlns:w10="urn:schemas-microsoft-com:office:word" xmlns:w="http://schemas.openxmlformats.org/wordprocessingml/2006/main" xmlns:w14="http://schemas.microsoft.com/office/word/2010/wordml" xmlns:w15="http://schemas.microsoft.com/office/word/2012/wordml" xmlns:w16cex="http://schemas.microsoft.com/office/word/2018/wordml/cex" xmlns:w16cid="http://schemas.microsoft.com/office/word/2016/wordml/cid" xmlns:w16="http://schemas.microsoft.com/office/word/2018/wordml" xmlns:w16du="http://schemas.microsoft.com/office/word/2023/wordml/word16du" xmlns:w16sdtdh="http://schemas.microsoft.com/office/word/2020/wordml/sdtdatahash" xmlns:w16sdtfl="http://schemas.microsoft.com/office/word/2024/wordml/sdtformatlock" xmlns:w16se="http://schemas.microsoft.com/office/word/2015/wordml/symex" xmlns:wpg="http://schemas.microsoft.com/office/word/2010/wordprocessingGroup" xmlns:wpi="http://schemas.microsoft.com/office/word/2010/wordprocessingInk" xmlns:wne="http://schemas.microsoft.com/office/word/2006/wordml" xmlns:wps="http://schemas.microsoft.com/office/word/2010/wordprocessingShape" mc:Ignorable="w14 w15 w16se w16cid w16 w16cex w16sdtdh w16sdtfl w16du wp14">
+  <w:footnote w:type="separator" w:id="-1">
+    <w:p>
+      <w:pPr>
+        <w:spacing w:after="0" w:line="240" w:lineRule="auto"/>
+      </w:pPr>
+      <w:r>
+        <w:separator/>
+      </w:r>
+    </w:p>
+  </w:footnote>
+  <w:footnote w:type="continuationSeparator" w:id="0">
+    <w:p>
+      <w:pPr>
+        <w:spacing w:after="0" w:line="240" w:lineRule="auto"/>
+      </w:pPr>
+      <w:r>
+        <w:continuationSeparator/>
+      </w:r>
+    </w:p>
+  </w:footnote>
+</w:footnotes>
+</file>
+
+<file path=word/numbering.xml><?xml version="1.0" encoding="utf-8"?>
+<w:numbering xmlns:wpc="http://schemas.microsoft.com/office/word/2010/wordprocessingCanvas" xmlns:cx="http://schemas.microsoft.com/office/drawing/2014/chartex" xmlns:cx1="http://schemas.microsoft.com/office/drawing/2015/9/8/chartex" xmlns:cx2="http://schemas.microsoft.com/office/drawing/2015/10/21/chartex" xmlns:cx3="http://schemas.microsoft.com/office/drawing/2016/5/9/chartex" xmlns:cx4="http://schemas.microsoft.com/office/drawing/2016/5/10/chartex" xmlns:cx5="http://schemas.microsoft.com/office/drawing/2016/5/11/chartex" xmlns:cx6="http://schemas.microsoft.com/office/drawing/2016/5/12/chartex" xmlns:cx7="http://schemas.microsoft.com/office/drawing/2016/5/13/chartex" xmlns:cx8="http://schemas.microsoft.com/office/drawing/2016/5/14/chartex" xmlns:mc="http://schemas.openxmlformats.org/markup-compatibility/2006" xmlns:aink="http://schemas.microsoft.com/office/drawing/2016/ink" xmlns:am3d="http://schemas.microsoft.com/office/drawing/2017/model3d" xmlns:o="urn:schemas-microsoft-com:office:office" xmlns:oel="http://schemas.microsoft.com/office/2019/extlst" xmlns:r="http://schemas.openxmlformats.org/officeDocument/2006/relationships" xmlns:m="http://schemas.openxmlformats.org/officeDocument/2006/math" xmlns:v="urn:schemas-microsoft-com:vml" xmlns:wp14="http://schemas.microsoft.com/office/word/2010/wordprocessingDrawing" xmlns:wp="http://schemas.openxmlformats.org/drawingml/2006/wordprocessingDrawing" xmlns:w10="urn:schemas-microsoft-com:office:word" xmlns:w="http://schemas.openxmlformats.org/wordprocessingml/2006/main" xmlns:w14="http://schemas.microsoft.com/office/word/2010/wordml" xmlns:w15="http://schemas.microsoft.com/office/word/2012/wordml" xmlns:w16cex="http://schemas.microsoft.com/office/word/2018/wordml/cex" xmlns:w16cid="http://schemas.microsoft.com/office/word/2016/wordml/cid" xmlns:w16="http://schemas.microsoft.com/office/word/2018/wordml" xmlns:w16du="http://schemas.microsoft.com/office/word/2023/wordml/word16du" xmlns:w16sdtdh="http://schemas.microsoft.com/office/word/2020/wordml/sdtdatahash" xmlns:w16sdtfl="http://schemas.microsoft.com/office/word/2024/wordml/sdtformatlock" xmlns:w16se="http://schemas.microsoft.com/office/word/2015/wordml/symex" xmlns:wpg="http://schemas.microsoft.com/office/word/2010/wordprocessingGroup" xmlns:wpi="http://schemas.microsoft.com/office/word/2010/wordprocessingInk" xmlns:wne="http://schemas.microsoft.com/office/word/2006/wordml" xmlns:wps="http://schemas.microsoft.com/office/word/2010/wordprocessingShape" mc:Ignorable="w14 w15 w16se w16cid w16 w16cex w16sdtdh w16sdtfl w16du wp14">
+  <w:abstractNum w:abstractNumId="0" w15:restartNumberingAfterBreak="0">
+    <w:nsid w:val="20AE64DC"/>
+    <w:multiLevelType w:val="hybridMultilevel"/>
+    <w:tmpl w:val="183E6D10"/>
+    <w:lvl w:ilvl="0" w:tplc="10090001">
+      <w:start w:val="1"/>
+      <w:numFmt w:val="bullet"/>
+      <w:lvlText w:val=""/>
+      <w:lvlJc w:val="left"/>
+      <w:pPr>
+        <w:ind w:left="720" w:hanging="360"/>
+      </w:pPr>
+      <w:rPr>
+        <w:rFonts w:ascii="Symbol" w:hAnsi="Symbol" w:hint="default"/>
+      </w:rPr>
+    </w:lvl>
+    <w:lvl w:ilvl="1" w:tplc="10090003" w:tentative="1">
+      <w:start w:val="1"/>
+      <w:numFmt w:val="bullet"/>
+      <w:lvlText w:val="o"/>
+      <w:lvlJc w:val="left"/>
+      <w:pPr>
+        <w:ind w:left="1440" w:hanging="360"/>
+      </w:pPr>
+      <w:rPr>
+        <w:rFonts w:ascii="Courier New" w:hAnsi="Courier New" w:cs="Courier New" w:hint="default"/>
+      </w:rPr>
+    </w:lvl>
+    <w:lvl w:ilvl="2" w:tplc="10090005">
+      <w:start w:val="1"/>
+      <w:numFmt w:val="bullet"/>
+      <w:lvlText w:val=""/>
+      <w:lvlJc w:val="left"/>
+      <w:pPr>
+        <w:ind w:left="2160" w:hanging="360"/>
+      </w:pPr>
+      <w:rPr>
+        <w:rFonts w:ascii="Wingdings" w:hAnsi="Wingdings" w:hint="default"/>
+      </w:rPr>
+    </w:lvl>
+    <w:lvl w:ilvl="3" w:tplc="10090001" w:tentative="1">
+      <w:start w:val="1"/>
+      <w:numFmt w:val="bullet"/>
+      <w:lvlText w:val=""/>
+      <w:lvlJc w:val="left"/>
+      <w:pPr>
+        <w:ind w:left="2880" w:hanging="360"/>
+      </w:pPr>
+      <w:rPr>
+        <w:rFonts w:ascii="Symbol" w:hAnsi="Symbol" w:hint="default"/>
+      </w:rPr>
+    </w:lvl>
+    <w:lvl w:ilvl="4" w:tplc="10090003" w:tentative="1">
+      <w:start w:val="1"/>
+      <w:numFmt w:val="bullet"/>
+      <w:lvlText w:val="o"/>
+      <w:lvlJc w:val="left"/>
+      <w:pPr>
+        <w:ind w:left="3600" w:hanging="360"/>
+      </w:pPr>
+      <w:rPr>
+        <w:rFonts w:ascii="Courier New" w:hAnsi="Courier New" w:cs="Courier New" w:hint="default"/>
+      </w:rPr>
+    </w:lvl>
+    <w:lvl w:ilvl="5" w:tplc="10090005" w:tentative="1">
+      <w:start w:val="1"/>
+      <w:numFmt w:val="bullet"/>
+      <w:lvlText w:val=""/>
+      <w:lvlJc w:val="left"/>
+      <w:pPr>
+        <w:ind w:left="4320" w:hanging="360"/>
+      </w:pPr>
+      <w:rPr>
+        <w:rFonts w:ascii="Wingdings" w:hAnsi="Wingdings" w:hint="default"/>
+      </w:rPr>
+    </w:lvl>
+    <w:lvl w:ilvl="6" w:tplc="10090001" w:tentative="1">
+      <w:start w:val="1"/>
+      <w:numFmt w:val="bullet"/>
+      <w:lvlText w:val=""/>
+      <w:lvlJc w:val="left"/>
+      <w:pPr>
+        <w:ind w:left="5040" w:hanging="360"/>
+      </w:pPr>
+      <w:rPr>
+        <w:rFonts w:ascii="Symbol" w:hAnsi="Symbol" w:hint="default"/>
+      </w:rPr>
+    </w:lvl>
+    <w:lvl w:ilvl="7" w:tplc="10090003" w:tentative="1">
+      <w:start w:val="1"/>
+      <w:numFmt w:val="bullet"/>
+      <w:lvlText w:val="o"/>
+      <w:lvlJc w:val="left"/>
+      <w:pPr>
+        <w:ind w:left="5760" w:hanging="360"/>
+      </w:pPr>
+      <w:rPr>
+        <w:rFonts w:ascii="Courier New" w:hAnsi="Courier New" w:cs="Courier New" w:hint="default"/>
+      </w:rPr>
+    </w:lvl>
+    <w:lvl w:ilvl="8" w:tplc="10090005" w:tentative="1">
+      <w:start w:val="1"/>
+      <w:numFmt w:val="bullet"/>
+      <w:lvlText w:val=""/>
+      <w:lvlJc w:val="left"/>
+      <w:pPr>
+        <w:ind w:left="6480" w:hanging="360"/>
+      </w:pPr>
+      <w:rPr>
+        <w:rFonts w:ascii="Wingdings" w:hAnsi="Wingdings" w:hint="default"/>
+      </w:rPr>
+    </w:lvl>
+  </w:abstractNum>
+  <w:abstractNum w:abstractNumId="1" w15:restartNumberingAfterBreak="0">
+    <w:nsid w:val="754071D0"/>
+    <w:multiLevelType w:val="hybridMultilevel"/>
+    <w:tmpl w:val="3698CDEC"/>
+    <w:lvl w:ilvl="0" w:tplc="1009000F">
+      <w:start w:val="1"/>
+      <w:numFmt w:val="decimal"/>
+      <w:lvlText w:val="%1."/>
+      <w:lvlJc w:val="left"/>
+      <w:pPr>
+        <w:ind w:left="2160" w:hanging="360"/>
+      </w:pPr>
+    </w:lvl>
+    <w:lvl w:ilvl="1" w:tplc="10090019">
+      <w:start w:val="1"/>
+      <w:numFmt w:val="lowerLetter"/>
+      <w:lvlText w:val="%2."/>
+      <w:lvlJc w:val="left"/>
+      <w:pPr>
+        <w:ind w:left="2880" w:hanging="360"/>
+      </w:pPr>
+    </w:lvl>
+    <w:lvl w:ilvl="2" w:tplc="1009001B">
+      <w:start w:val="1"/>
+      <w:numFmt w:val="lowerRoman"/>
+      <w:lvlText w:val="%3."/>
+      <w:lvlJc w:val="right"/>
+      <w:pPr>
+        <w:ind w:left="3600" w:hanging="180"/>
+      </w:pPr>
+    </w:lvl>
+    <w:lvl w:ilvl="3" w:tplc="1009000F" w:tentative="1">
+      <w:start w:val="1"/>
+      <w:numFmt w:val="decimal"/>
+      <w:lvlText w:val="%4."/>
+      <w:lvlJc w:val="left"/>
+      <w:pPr>
+        <w:ind w:left="4320" w:hanging="360"/>
+      </w:pPr>
+    </w:lvl>
+    <w:lvl w:ilvl="4" w:tplc="10090019" w:tentative="1">
+      <w:start w:val="1"/>
+      <w:numFmt w:val="lowerLetter"/>
+      <w:lvlText w:val="%5."/>
+      <w:lvlJc w:val="left"/>
+      <w:pPr>
+        <w:ind w:left="5040" w:hanging="360"/>
+      </w:pPr>
+    </w:lvl>
+    <w:lvl w:ilvl="5" w:tplc="1009001B" w:tentative="1">
+      <w:start w:val="1"/>
+      <w:numFmt w:val="lowerRoman"/>
+      <w:lvlText w:val="%6."/>
+      <w:lvlJc w:val="right"/>
+      <w:pPr>
+        <w:ind w:left="5760" w:hanging="180"/>
+      </w:pPr>
+    </w:lvl>
+    <w:lvl w:ilvl="6" w:tplc="1009000F" w:tentative="1">
+      <w:start w:val="1"/>
+      <w:numFmt w:val="decimal"/>
+      <w:lvlText w:val="%7."/>
+      <w:lvlJc w:val="left"/>
+      <w:pPr>
+        <w:ind w:left="6480" w:hanging="360"/>
+      </w:pPr>
+    </w:lvl>
+    <w:lvl w:ilvl="7" w:tplc="10090019" w:tentative="1">
+      <w:start w:val="1"/>
+      <w:numFmt w:val="lowerLetter"/>
+      <w:lvlText w:val="%8."/>
+      <w:lvlJc w:val="left"/>
+      <w:pPr>
+        <w:ind w:left="7200" w:hanging="360"/>
+      </w:pPr>
+    </w:lvl>
+    <w:lvl w:ilvl="8" w:tplc="1009001B" w:tentative="1">
+      <w:start w:val="1"/>
+      <w:numFmt w:val="lowerRoman"/>
+      <w:lvlText w:val="%9."/>
+      <w:lvlJc w:val="right"/>
+      <w:pPr>
+        <w:ind w:left="7920" w:hanging="180"/>
+      </w:pPr>
+    </w:lvl>
+  </w:abstractNum>
+  <w:num w:numId="1" w16cid:durableId="1569875555">
+    <w:abstractNumId w:val="0"/>
+  </w:num>
+  <w:num w:numId="2" w16cid:durableId="1686126829">
+    <w:abstractNumId w:val="1"/>
+  </w:num>
+</w:numbering>
 </file>
 
 <file path=word/styles.xml><?xml version="1.0" encoding="utf-8"?>
@@ -1057,6 +1510,50 @@
       <w:u w:val="single"/>
     </w:rPr>
   </w:style>
+  <w:style w:type="paragraph" w:styleId="Header">
+    <w:name w:val="header"/>
+    <w:basedOn w:val="Normal"/>
+    <w:link w:val="HeaderChar"/>
+    <w:uiPriority w:val="99"/>
+    <w:unhideWhenUsed/>
+    <w:rsid w:val="00364624"/>
+    <w:pPr>
+      <w:tabs>
+        <w:tab w:val="center" w:pos="4680"/>
+        <w:tab w:val="right" w:pos="9360"/>
+      </w:tabs>
+      <w:spacing w:after="0" w:line="240" w:lineRule="auto"/>
+    </w:pPr>
+  </w:style>
+  <w:style w:type="character" w:customStyle="1" w:styleId="HeaderChar">
+    <w:name w:val="Header Char"/>
+    <w:basedOn w:val="DefaultParagraphFont"/>
+    <w:link w:val="Header"/>
+    <w:uiPriority w:val="99"/>
+    <w:rsid w:val="00364624"/>
+  </w:style>
+  <w:style w:type="paragraph" w:styleId="Footer">
+    <w:name w:val="footer"/>
+    <w:basedOn w:val="Normal"/>
+    <w:link w:val="FooterChar"/>
+    <w:uiPriority w:val="99"/>
+    <w:unhideWhenUsed/>
+    <w:rsid w:val="00364624"/>
+    <w:pPr>
+      <w:tabs>
+        <w:tab w:val="center" w:pos="4680"/>
+        <w:tab w:val="right" w:pos="9360"/>
+      </w:tabs>
+      <w:spacing w:after="0" w:line="240" w:lineRule="auto"/>
+    </w:pPr>
+  </w:style>
+  <w:style w:type="character" w:customStyle="1" w:styleId="FooterChar">
+    <w:name w:val="Footer Char"/>
+    <w:basedOn w:val="DefaultParagraphFont"/>
+    <w:link w:val="Footer"/>
+    <w:uiPriority w:val="99"/>
+    <w:rsid w:val="00364624"/>
+  </w:style>
 </w:styles>
 </file>
 

--- a/Public Talks/No 147/Cards.docx
+++ b/Public Talks/No 147/Cards.docx
@@ -70,13 +70,7 @@
         <w:rPr>
           <w:rFonts w:asciiTheme="majorHAnsi" w:hAnsiTheme="majorHAnsi" w:cstheme="majorHAnsi"/>
         </w:rPr>
-        <w:t>A</w:t>
-      </w:r>
-      <w:r>
-        <w:rPr>
-          <w:rFonts w:asciiTheme="majorHAnsi" w:hAnsiTheme="majorHAnsi" w:cstheme="majorHAnsi"/>
-        </w:rPr>
-        <w:t xml:space="preserve"> man may flog his wife, pull out her hair, split and injure her ears. There is no legal guilt (involved) in it.</w:t>
+        <w:t>A man may flog his wife, pull out her hair, split and injure her ears. There is no legal guilt (involved) in it.</w:t>
       </w:r>
     </w:p>
     <w:p>
@@ -126,13 +120,7 @@
         <w:rPr>
           <w:rFonts w:asciiTheme="majorHAnsi" w:hAnsiTheme="majorHAnsi" w:cstheme="majorHAnsi"/>
         </w:rPr>
-        <w:t>Nineveh, “the city of bloodshed</w:t>
-      </w:r>
-      <w:r>
-        <w:rPr>
-          <w:rFonts w:asciiTheme="majorHAnsi" w:hAnsiTheme="majorHAnsi" w:cstheme="majorHAnsi"/>
-        </w:rPr>
-        <w:t>” – Nahum 3: 1.</w:t>
+        <w:t>Nineveh, “the city of bloodshed” – Nahum 3: 1.</w:t>
       </w:r>
     </w:p>
     <w:p>
@@ -287,6 +275,149 @@
           <w:rFonts w:asciiTheme="majorHAnsi" w:hAnsiTheme="majorHAnsi" w:cstheme="majorHAnsi"/>
         </w:rPr>
       </w:pPr>
+      <w:r>
+        <w:rPr>
+          <w:rFonts w:asciiTheme="majorHAnsi" w:hAnsiTheme="majorHAnsi" w:cstheme="majorHAnsi"/>
+          <w:b/>
+          <w:bCs/>
+          <w:color w:val="538135" w:themeColor="accent6" w:themeShade="BF"/>
+        </w:rPr>
+        <w:lastRenderedPageBreak/>
+        <w:t xml:space="preserve">Card </w:t>
+      </w:r>
+      <w:r>
+        <w:rPr>
+          <w:rFonts w:asciiTheme="majorHAnsi" w:hAnsiTheme="majorHAnsi" w:cstheme="majorHAnsi"/>
+          <w:b/>
+          <w:bCs/>
+          <w:color w:val="538135" w:themeColor="accent6" w:themeShade="BF"/>
+        </w:rPr>
+        <w:t>2</w:t>
+      </w:r>
+      <w:r>
+        <w:rPr>
+          <w:rFonts w:asciiTheme="majorHAnsi" w:hAnsiTheme="majorHAnsi" w:cstheme="majorHAnsi"/>
+          <w:b/>
+          <w:bCs/>
+          <w:color w:val="538135" w:themeColor="accent6" w:themeShade="BF"/>
+        </w:rPr>
+        <w:t xml:space="preserve"> – </w:t>
+      </w:r>
+      <w:r>
+        <w:rPr>
+          <w:rFonts w:asciiTheme="majorHAnsi" w:hAnsiTheme="majorHAnsi" w:cstheme="majorHAnsi"/>
+          <w:b/>
+          <w:bCs/>
+          <w:color w:val="538135" w:themeColor="accent6" w:themeShade="BF"/>
+        </w:rPr>
+        <w:t>Hitler</w:t>
+      </w:r>
+      <w:r>
+        <w:rPr>
+          <w:rFonts w:asciiTheme="majorHAnsi" w:hAnsiTheme="majorHAnsi" w:cstheme="majorHAnsi"/>
+        </w:rPr>
+        <w:t xml:space="preserve">. </w:t>
+      </w:r>
+    </w:p>
+    <w:p>
+      <w:pPr>
+        <w:rPr>
+          <w:rFonts w:asciiTheme="majorHAnsi" w:hAnsiTheme="majorHAnsi" w:cstheme="majorHAnsi"/>
+        </w:rPr>
+      </w:pPr>
+      <w:r>
+        <w:rPr>
+          <w:rFonts w:asciiTheme="majorHAnsi" w:hAnsiTheme="majorHAnsi" w:cstheme="majorHAnsi"/>
+        </w:rPr>
+        <w:t>Hitler said of the Bible Students</w:t>
+      </w:r>
+      <w:r>
+        <w:rPr>
+          <w:rFonts w:asciiTheme="majorHAnsi" w:hAnsiTheme="majorHAnsi" w:cstheme="majorHAnsi"/>
+        </w:rPr>
+        <w:t>:</w:t>
+      </w:r>
+      <w:r>
+        <w:rPr>
+          <w:rFonts w:asciiTheme="majorHAnsi" w:hAnsiTheme="majorHAnsi" w:cstheme="majorHAnsi"/>
+        </w:rPr>
+        <w:t xml:space="preserve"> </w:t>
+      </w:r>
+      <w:r>
+        <w:rPr>
+          <w:rFonts w:asciiTheme="majorHAnsi" w:hAnsiTheme="majorHAnsi" w:cstheme="majorHAnsi"/>
+        </w:rPr>
+        <w:t>“</w:t>
+      </w:r>
+      <w:r>
+        <w:rPr>
+          <w:rFonts w:asciiTheme="majorHAnsi" w:hAnsiTheme="majorHAnsi" w:cstheme="majorHAnsi"/>
+        </w:rPr>
+        <w:t>These so-called Earnest Bible Students [Jehovah’s Witnesses] are troublemakers; . . . I consider them quacks; I do not tolerate that the German Catholics shall be besmirched in such a manner by this American Judge Rutherford; I dissolve [Jehovah’s Witnesses] in Germany</w:t>
+      </w:r>
+    </w:p>
+    <w:p>
+      <w:pPr>
+        <w:rPr>
+          <w:rFonts w:asciiTheme="majorHAnsi" w:hAnsiTheme="majorHAnsi" w:cstheme="majorHAnsi"/>
+        </w:rPr>
+      </w:pPr>
+      <w:r>
+        <w:rPr>
+          <w:rFonts w:asciiTheme="majorHAnsi" w:hAnsiTheme="majorHAnsi" w:cstheme="majorHAnsi"/>
+        </w:rPr>
+        <w:lastRenderedPageBreak/>
+        <w:t>O</w:t>
+      </w:r>
+      <w:r>
+        <w:rPr>
+          <w:rFonts w:asciiTheme="majorHAnsi" w:hAnsiTheme="majorHAnsi" w:cstheme="majorHAnsi"/>
+        </w:rPr>
+        <w:t xml:space="preserve">n </w:t>
+      </w:r>
+      <w:r>
+        <w:rPr>
+          <w:rFonts w:asciiTheme="majorHAnsi" w:hAnsiTheme="majorHAnsi" w:cstheme="majorHAnsi"/>
+        </w:rPr>
+        <w:t>October 7, 1934</w:t>
+      </w:r>
+      <w:r>
+        <w:rPr>
+          <w:rFonts w:asciiTheme="majorHAnsi" w:hAnsiTheme="majorHAnsi" w:cstheme="majorHAnsi"/>
+        </w:rPr>
+        <w:t>, Hitler reportedly screamed</w:t>
+      </w:r>
+      <w:r>
+        <w:rPr>
+          <w:rFonts w:asciiTheme="majorHAnsi" w:hAnsiTheme="majorHAnsi" w:cstheme="majorHAnsi"/>
+        </w:rPr>
+        <w:t xml:space="preserve"> – “</w:t>
+      </w:r>
+      <w:r>
+        <w:rPr>
+          <w:rFonts w:asciiTheme="majorHAnsi" w:hAnsiTheme="majorHAnsi" w:cstheme="majorHAnsi"/>
+        </w:rPr>
+        <w:t>This enemy of Great Germany, this brood of International Bible Students, will be exterminated in Germany</w:t>
+      </w:r>
+      <w:r>
+        <w:rPr>
+          <w:rFonts w:asciiTheme="majorHAnsi" w:hAnsiTheme="majorHAnsi" w:cstheme="majorHAnsi"/>
+        </w:rPr>
+        <w:t>”.</w:t>
+      </w:r>
+    </w:p>
+    <w:p>
+      <w:pPr>
+        <w:rPr>
+          <w:rFonts w:asciiTheme="majorHAnsi" w:hAnsiTheme="majorHAnsi" w:cstheme="majorHAnsi"/>
+        </w:rPr>
+      </w:pPr>
+      <w:r>
+        <w:rPr>
+          <w:rFonts w:asciiTheme="majorHAnsi" w:hAnsiTheme="majorHAnsi" w:cstheme="majorHAnsi"/>
+        </w:rPr>
+        <w:t>He launched a vicious persecution against God’s people. But when the Second World War ended, Jehovah’s people were still in Germany, and Hitler’s regime was gone.</w:t>
+      </w:r>
     </w:p>
     <w:sectPr>
       <w:pgSz w:w="7200" w:h="4320"/>
